--- a/results/table1.docx
+++ b/results/table1.docx
@@ -629,7 +629,6 @@
               <w:start w:val="single" w:space="0" w:color="D3D3D3"/>
               <w:end w:val="single" w:space="0" w:color="D3D3D3"/>
             </w:tcBorders>
-            <w:shd w:val="clear" w:color="auto" w:fill="D3D3D3"/>
           </w:tcPr>
           <w:p>
             <w:pPr>
@@ -655,7 +654,6 @@
               <w:start w:val="single" w:space="0" w:color="D3D3D3"/>
               <w:end w:val="single" w:space="0" w:color="D3D3D3"/>
             </w:tcBorders>
-            <w:shd w:val="clear" w:color="auto" w:fill="D3D3D3"/>
           </w:tcPr>
           <w:p>
             <w:pPr>
@@ -681,7 +679,6 @@
               <w:start w:val="single" w:space="0" w:color="D3D3D3"/>
               <w:end w:val="single" w:space="0" w:color="D3D3D3"/>
             </w:tcBorders>
-            <w:shd w:val="clear" w:color="auto" w:fill="D3D3D3"/>
           </w:tcPr>
           <w:p>
             <w:pPr>
@@ -707,7 +704,6 @@
               <w:start w:val="single" w:space="0" w:color="D3D3D3"/>
               <w:end w:val="single" w:space="0" w:color="D3D3D3"/>
             </w:tcBorders>
-            <w:shd w:val="clear" w:color="auto" w:fill="D3D3D3"/>
           </w:tcPr>
           <w:p>
             <w:pPr>
@@ -733,7 +729,6 @@
               <w:start w:val="single" w:space="0" w:color="D3D3D3"/>
               <w:end w:val="single" w:space="0" w:color="D3D3D3"/>
             </w:tcBorders>
-            <w:shd w:val="clear" w:color="auto" w:fill="D3D3D3"/>
           </w:tcPr>
           <w:p>
             <w:pPr>
@@ -759,7 +754,6 @@
               <w:start w:val="single" w:space="0" w:color="D3D3D3"/>
               <w:end w:val="single" w:space="0" w:color="D3D3D3"/>
             </w:tcBorders>
-            <w:shd w:val="clear" w:color="auto" w:fill="D3D3D3"/>
           </w:tcPr>
           <w:p>
             <w:pPr>
@@ -785,7 +779,6 @@
               <w:start w:val="single" w:space="0" w:color="D3D3D3"/>
               <w:end w:val="single" w:space="0" w:color="D3D3D3"/>
             </w:tcBorders>
-            <w:shd w:val="clear" w:color="auto" w:fill="D3D3D3"/>
           </w:tcPr>
           <w:p>
             <w:pPr>
@@ -811,7 +804,6 @@
               <w:start w:val="single" w:space="0" w:color="D3D3D3"/>
               <w:end w:val="single" w:space="0" w:color="D3D3D3"/>
             </w:tcBorders>
-            <w:shd w:val="clear" w:color="auto" w:fill="D3D3D3"/>
           </w:tcPr>
           <w:p>
             <w:pPr>
@@ -837,7 +829,6 @@
               <w:start w:val="single" w:space="0" w:color="D3D3D3"/>
               <w:end w:val="single" w:space="0" w:color="D3D3D3"/>
             </w:tcBorders>
-            <w:shd w:val="clear" w:color="auto" w:fill="D3D3D3"/>
           </w:tcPr>
           <w:p>
             <w:pPr>
@@ -863,7 +854,6 @@
               <w:start w:val="single" w:space="0" w:color="D3D3D3"/>
               <w:end w:val="single" w:space="0" w:color="D3D3D3"/>
             </w:tcBorders>
-            <w:shd w:val="clear" w:color="auto" w:fill="D3D3D3"/>
           </w:tcPr>
           <w:p>
             <w:pPr>
@@ -889,7 +879,6 @@
               <w:start w:val="single" w:space="0" w:color="D3D3D3"/>
               <w:end w:val="single" w:space="0" w:color="D3D3D3"/>
             </w:tcBorders>
-            <w:shd w:val="clear" w:color="auto" w:fill="D3D3D3"/>
           </w:tcPr>
           <w:p>
             <w:pPr>
@@ -915,7 +904,6 @@
               <w:start w:val="single" w:space="0" w:color="D3D3D3"/>
               <w:end w:val="single" w:space="0" w:color="D3D3D3"/>
             </w:tcBorders>
-            <w:shd w:val="clear" w:color="auto" w:fill="D3D3D3"/>
           </w:tcPr>
           <w:p>
             <w:pPr>
@@ -941,7 +929,6 @@
               <w:start w:val="single" w:space="0" w:color="D3D3D3"/>
               <w:end w:val="single" w:space="0" w:color="D3D3D3"/>
             </w:tcBorders>
-            <w:shd w:val="clear" w:color="auto" w:fill="D3D3D3"/>
           </w:tcPr>
           <w:p>
             <w:pPr>
@@ -972,7 +959,6 @@
               <w:start w:val="single" w:space="0" w:color="D3D3D3"/>
               <w:end w:val="single" w:space="0" w:color="D3D3D3"/>
             </w:tcBorders>
-            <w:shd w:val="clear" w:color="auto" w:fill="D3D3D3"/>
           </w:tcPr>
           <w:p>
             <w:pPr>
@@ -998,7 +984,6 @@
               <w:start w:val="single" w:space="0" w:color="D3D3D3"/>
               <w:end w:val="single" w:space="0" w:color="D3D3D3"/>
             </w:tcBorders>
-            <w:shd w:val="clear" w:color="auto" w:fill="D3D3D3"/>
           </w:tcPr>
           <w:p>
             <w:pPr>
@@ -1024,7 +1009,6 @@
               <w:start w:val="single" w:space="0" w:color="D3D3D3"/>
               <w:end w:val="single" w:space="0" w:color="D3D3D3"/>
             </w:tcBorders>
-            <w:shd w:val="clear" w:color="auto" w:fill="D3D3D3"/>
           </w:tcPr>
           <w:p>
             <w:pPr>
@@ -1050,7 +1034,6 @@
               <w:start w:val="single" w:space="0" w:color="D3D3D3"/>
               <w:end w:val="single" w:space="0" w:color="D3D3D3"/>
             </w:tcBorders>
-            <w:shd w:val="clear" w:color="auto" w:fill="D3D3D3"/>
           </w:tcPr>
           <w:p>
             <w:pPr>
@@ -1076,7 +1059,6 @@
               <w:start w:val="single" w:space="0" w:color="D3D3D3"/>
               <w:end w:val="single" w:space="0" w:color="D3D3D3"/>
             </w:tcBorders>
-            <w:shd w:val="clear" w:color="auto" w:fill="D3D3D3"/>
           </w:tcPr>
           <w:p>
             <w:pPr>
@@ -1102,7 +1084,6 @@
               <w:start w:val="single" w:space="0" w:color="D3D3D3"/>
               <w:end w:val="single" w:space="0" w:color="D3D3D3"/>
             </w:tcBorders>
-            <w:shd w:val="clear" w:color="auto" w:fill="D3D3D3"/>
           </w:tcPr>
           <w:p>
             <w:pPr>
@@ -1128,7 +1109,6 @@
               <w:start w:val="single" w:space="0" w:color="D3D3D3"/>
               <w:end w:val="single" w:space="0" w:color="D3D3D3"/>
             </w:tcBorders>
-            <w:shd w:val="clear" w:color="auto" w:fill="D3D3D3"/>
           </w:tcPr>
           <w:p>
             <w:pPr>
@@ -1154,7 +1134,6 @@
               <w:start w:val="single" w:space="0" w:color="D3D3D3"/>
               <w:end w:val="single" w:space="0" w:color="D3D3D3"/>
             </w:tcBorders>
-            <w:shd w:val="clear" w:color="auto" w:fill="D3D3D3"/>
           </w:tcPr>
           <w:p>
             <w:pPr>
@@ -1180,7 +1159,6 @@
               <w:start w:val="single" w:space="0" w:color="D3D3D3"/>
               <w:end w:val="single" w:space="0" w:color="D3D3D3"/>
             </w:tcBorders>
-            <w:shd w:val="clear" w:color="auto" w:fill="D3D3D3"/>
           </w:tcPr>
           <w:p>
             <w:pPr>
@@ -1206,7 +1184,6 @@
               <w:start w:val="single" w:space="0" w:color="D3D3D3"/>
               <w:end w:val="single" w:space="0" w:color="D3D3D3"/>
             </w:tcBorders>
-            <w:shd w:val="clear" w:color="auto" w:fill="D3D3D3"/>
           </w:tcPr>
           <w:p>
             <w:pPr>
@@ -1232,7 +1209,6 @@
               <w:start w:val="single" w:space="0" w:color="D3D3D3"/>
               <w:end w:val="single" w:space="0" w:color="D3D3D3"/>
             </w:tcBorders>
-            <w:shd w:val="clear" w:color="auto" w:fill="D3D3D3"/>
           </w:tcPr>
           <w:p>
             <w:pPr>
@@ -1258,7 +1234,6 @@
               <w:start w:val="single" w:space="0" w:color="D3D3D3"/>
               <w:end w:val="single" w:space="0" w:color="D3D3D3"/>
             </w:tcBorders>
-            <w:shd w:val="clear" w:color="auto" w:fill="D3D3D3"/>
           </w:tcPr>
           <w:p>
             <w:pPr>
@@ -1284,7 +1259,6 @@
               <w:start w:val="single" w:space="0" w:color="D3D3D3"/>
               <w:end w:val="single" w:space="0" w:color="D3D3D3"/>
             </w:tcBorders>
-            <w:shd w:val="clear" w:color="auto" w:fill="D3D3D3"/>
           </w:tcPr>
           <w:p>
             <w:pPr>
@@ -25423,11 +25397,12 @@
       <w:pPr>
         <w:pStyle w:val="FirstParagraph"/>
       </w:pPr>
-      <w:r>
-        <w:t xml:space="preserve"/>
-      </w:r>
     </w:p>
-    <w:sectPr/>
+    <w:sectPr>
+      <w:footnotePr>
+        <w:numRestart w:val="eachSect"/>
+      </w:footnotePr>
+    </w:sectPr>
   </w:body>
 </w:document>
 </file>
@@ -25599,8 +25574,6 @@
     </w:pPr>
     <w:rPr>
       <w:rFonts w:asciiTheme="majorHAnsi" w:cstheme="majorBidi" w:eastAsiaTheme="majorEastAsia" w:hAnsiTheme="majorHAnsi"/>
-      <w:spacing w:val="-10"/>
-      <w:kern w:val="28"/>
       <w:sz w:val="56"/>
       <w:szCs w:val="56"/>
     </w:rPr>
@@ -25613,15 +25586,13 @@
     <w:rsid w:val="00A10FD9"/>
     <w:rPr>
       <w:rFonts w:asciiTheme="majorHAnsi" w:cstheme="majorBidi" w:eastAsiaTheme="majorEastAsia" w:hAnsiTheme="majorHAnsi"/>
-      <w:spacing w:val="-10"/>
-      <w:kern w:val="28"/>
       <w:sz w:val="56"/>
       <w:szCs w:val="56"/>
     </w:rPr>
   </w:style>
   <w:style w:styleId="Subtitle" w:type="paragraph">
     <w:name w:val="Subtitle"/>
-    <w:basedOn w:val="Normal"/>
+    <w:basedOn w:val="Title"/>
     <w:next w:val="BodyText"/>
     <w:link w:val="SubtitleChar"/>
     <w:uiPriority w:val="11"/>
@@ -25634,7 +25605,6 @@
     </w:pPr>
     <w:rPr>
       <w:rFonts w:cstheme="majorBidi" w:eastAsiaTheme="majorEastAsia"/>
-      <w:color w:themeColor="text1" w:themeTint="A6" w:val="595959"/>
       <w:spacing w:val="15"/>
       <w:sz w:val="28"/>
       <w:szCs w:val="28"/>
@@ -25656,23 +25626,31 @@
   </w:style>
   <w:style w:customStyle="1" w:styleId="Author" w:type="paragraph">
     <w:name w:val="Author"/>
+    <w:basedOn w:val="Title"/>
     <w:next w:val="BodyText"/>
     <w:qFormat/>
     <w:pPr>
       <w:keepNext/>
       <w:keepLines/>
-      <w:jc w:val="center"/>
     </w:pPr>
+    <w:rPr>
+      <w:sz w:val="24"/>
+      <w:szCs w:val="24"/>
+    </w:rPr>
   </w:style>
   <w:style w:styleId="Date" w:type="paragraph">
     <w:name w:val="Date"/>
+    <w:basedOn w:val="Title"/>
     <w:next w:val="BodyText"/>
     <w:qFormat/>
     <w:pPr>
       <w:keepNext/>
       <w:keepLines/>
-      <w:jc w:val="center"/>
     </w:pPr>
+    <w:rPr>
+      <w:sz w:val="24"/>
+      <w:szCs w:val="24"/>
+    </w:rPr>
   </w:style>
   <w:style w:customStyle="1" w:styleId="AbstractTitle" w:type="paragraph">
     <w:name w:val="Abstract Title"/>
@@ -25687,7 +25665,6 @@
     </w:pPr>
     <w:rPr>
       <w:b/>
-      <w:color w:val="345A8A"/>
       <w:sz w:val="20"/>
       <w:szCs w:val="20"/>
     </w:rPr>
